--- a/docs/EasyEcom_Integration_Specification_v1.2.docx
+++ b/docs/EasyEcom_Integration_Specification_v1.2.docx
@@ -7267,7 +7267,7 @@
         <w:rPr>
           <w:rStyle w:val="VerbatimChar"/>
         </w:rPr>
-        <w:t xml:space="preserve">    def __init__(self, account: str, location_key: str): ...</w:t>
+        <w:t xml:space="preserve">    def __init__(self, company: str | None = None, location_key: str | None = None): ...</w:t>
       </w:r>
       <w:r>
         <w:br/>
@@ -8490,7 +8490,7 @@
         <w:rPr>
           <w:rStyle w:val="VerbatimChar"/>
         </w:rPr>
-        <w:t xml:space="preserve">process/test_scripts/section_3.md</w:t>
+        <w:t xml:space="preserve">process/test_scripts/foundation_section_3_and_4.md</w:t>
       </w:r>
       <w:r>
         <w:t xml:space="preserve">) verifies it on staging. Section 3 is done when all of the following hold:</w:t>
@@ -59194,7 +59194,34 @@
         <w:rPr>
           <w:rStyle w:val="VerbatimChar"/>
         </w:rPr>
-        <w:t xml:space="preserve">    def __init__(self, company: str, location_key: Optional[str] = None) -&gt; None: ...</w:t>
+        <w:t xml:space="preserve">    def __init__(self, company: Optional[str] = None, location_key: Optional[str] = None) -&gt; None: ...</w:t>
+      </w:r>
+      <w:r>
+        <w:br/>
+      </w:r>
+      <w:r>
+        <w:rPr>
+          <w:rStyle w:val="VerbatimChar"/>
+        </w:rPr>
+        <w:t xml:space="preserve">    # company is optional: foundational calls (§7.7) — token acquisition, location</w:t>
+      </w:r>
+      <w:r>
+        <w:br/>
+      </w:r>
+      <w:r>
+        <w:rPr>
+          <w:rStyle w:val="VerbatimChar"/>
+        </w:rPr>
+        <w:t xml:space="preserve">    # discovery — are account-scoped and have no company (their API Call rows carry</w:t>
+      </w:r>
+      <w:r>
+        <w:br/>
+      </w:r>
+      <w:r>
+        <w:rPr>
+          <w:rStyle w:val="VerbatimChar"/>
+        </w:rPr>
+        <w:t xml:space="preserve">    # company=None, is_foundational=1). Operational calls pass company.</w:t>
       </w:r>
       <w:r>
         <w:br/>
